--- a/heb/docx/32.content.docx
+++ b/heb/docx/32.content.docx
@@ -9,6 +9,8 @@
       </w:pPr>
       <w:r>
         <w:rPr>
+          <w:rtl/>
+          <w:cs/>
           <w:lang w:val="he_IL" w:bidi="he_IL"/>
         </w:rPr>
       </w:r>
@@ -20,12 +22,16 @@
       </w:pPr>
       <w:r>
         <w:rPr>
+          <w:rtl/>
+          <w:cs/>
           <w:lang w:val="he_IL" w:bidi="he_IL"/>
         </w:rPr>
         <w:t>Resource: The Westminster Leningrad Codex</w:t>
       </w:r>
       <w:r>
         <w:rPr>
+          <w:rtl/>
+          <w:cs/>
           <w:lang w:val="he_IL" w:bidi="he_IL"/>
         </w:rPr>
       </w:r>
@@ -36,18 +42,24 @@
       </w:pPr>
       <w:r>
         <w:rPr>
+          <w:rtl/>
+          <w:cs/>
           <w:lang w:val="he_IL" w:bidi="he_IL"/>
         </w:rPr>
       </w:r>
       <w:r>
         <w:rPr>
           <w:b/>
+          <w:rtl/>
+          <w:cs/>
           <w:lang w:val="he_IL" w:bidi="he_IL"/>
         </w:rPr>
         <w:t>The Westminster Leningrad Codex</w:t>
       </w:r>
       <w:r>
         <w:rPr>
+          <w:rtl/>
+          <w:cs/>
           <w:lang w:val="he_IL" w:bidi="he_IL"/>
         </w:rPr>
         <w:t xml:space="preserve"> © 2019 </w:t>
@@ -55,6 +67,8 @@
       <w:hyperlink r:id="rId13">
         <w:r>
           <w:rPr>
+            <w:rtl/>
+            <w:cs/>
             <w:lang w:val="he_IL" w:bidi="he_IL"/>
           </w:rPr>
           <w:rPr>
@@ -66,6 +80,8 @@
       </w:hyperlink>
       <w:r>
         <w:rPr>
+          <w:rtl/>
+          <w:cs/>
           <w:lang w:val="he_IL" w:bidi="he_IL"/>
         </w:rPr>
         <w:t xml:space="preserve">, licensed under a </w:t>
@@ -73,6 +89,8 @@
       <w:hyperlink r:id="rId14">
         <w:r>
           <w:rPr>
+            <w:rtl/>
+            <w:cs/>
             <w:lang w:val="he_IL" w:bidi="he_IL"/>
           </w:rPr>
           <w:rPr>
@@ -84,17 +102,23 @@
       </w:hyperlink>
       <w:r>
         <w:rPr>
+          <w:rtl/>
+          <w:cs/>
           <w:lang w:val="he_IL" w:bidi="he_IL"/>
         </w:rPr>
         <w:t>.</w:t>
       </w:r>
       <w:r>
         <w:rPr>
-          <w:lang w:val="he_IL" w:bidi="he_IL"/>
-        </w:rPr>
-      </w:r>
-      <w:r>
-        <w:rPr>
+          <w:rtl/>
+          <w:cs/>
+          <w:lang w:val="he_IL" w:bidi="he_IL"/>
+        </w:rPr>
+      </w:r>
+      <w:r>
+        <w:rPr>
+          <w:rtl/>
+          <w:cs/>
           <w:lang w:val="he_IL" w:bidi="he_IL"/>
         </w:rPr>
       </w:r>
@@ -106,6 +130,8 @@
       </w:pPr>
       <w:r>
         <w:rPr>
+          <w:rtl/>
+          <w:cs/>
           <w:lang w:val="he_IL" w:bidi="he_IL"/>
         </w:rPr>
         <w:t>The Westminster Leningrad Codex</w:t>
@@ -135,6 +161,8 @@
       </w:pPr>
       <w:r>
         <w:rPr>
+          <w:rtl/>
+          <w:cs/>
           <w:lang w:val="he_IL" w:bidi="he_IL"/>
         </w:rPr>
       </w:r>
@@ -146,6 +174,8 @@
       </w:pPr>
       <w:r>
         <w:rPr>
+          <w:rtl/>
+          <w:cs/>
           <w:lang w:val="he_IL" w:bidi="he_IL"/>
         </w:rPr>
       </w:r>
@@ -156,22 +186,30 @@
       </w:pPr>
       <w:r>
         <w:rPr>
-          <w:lang w:val="he_IL" w:bidi="he_IL"/>
-        </w:rPr>
-      </w:r>
-      <w:r>
-        <w:rPr>
+          <w:rtl/>
+          <w:cs/>
+          <w:lang w:val="he_IL" w:bidi="he_IL"/>
+        </w:rPr>
+      </w:r>
+      <w:r>
+        <w:rPr>
+          <w:rtl/>
+          <w:cs/>
           <w:lang w:val="he_IL" w:bidi="he_IL"/>
         </w:rPr>
         <w:t xml:space="preserve"> </w:t>
       </w:r>
       <w:r>
         <w:rPr>
-          <w:lang w:val="he_IL" w:bidi="he_IL"/>
-        </w:rPr>
-      </w:r>
-      <w:r>
-        <w:rPr>
+          <w:rtl/>
+          <w:cs/>
+          <w:lang w:val="he_IL" w:bidi="he_IL"/>
+        </w:rPr>
+      </w:r>
+      <w:r>
+        <w:rPr>
+          <w:rtl/>
+          <w:cs/>
           <w:lang w:val="he_IL" w:bidi="he_IL"/>
         </w:rPr>
       </w:r>
@@ -198,12 +236,16 @@
       </w:pPr>
       <w:r>
         <w:rPr>
+          <w:rtl/>
+          <w:cs/>
           <w:lang w:val="he_IL" w:bidi="he_IL"/>
         </w:rPr>
         <w:t>Jonah 1:1</w:t>
       </w:r>
       <w:r>
         <w:rPr>
+          <w:rtl/>
+          <w:cs/>
           <w:lang w:val="he_IL" w:bidi="he_IL"/>
         </w:rPr>
       </w:r>
@@ -214,18 +256,24 @@
       </w:pPr>
       <w:r>
         <w:rPr>
+          <w:rtl/>
+          <w:cs/>
           <w:lang w:val="he_IL" w:bidi="he_IL"/>
         </w:rPr>
       </w:r>
       <w:r>
         <w:rPr>
           <w:vertAlign w:val="superscript"/>
+          <w:rtl/>
+          <w:cs/>
           <w:lang w:val="he_IL" w:bidi="he_IL"/>
         </w:rPr>
         <w:t>1</w:t>
       </w:r>
       <w:r>
         <w:rPr>
+          <w:rtl/>
+          <w:cs/>
           <w:lang w:val="he_IL" w:bidi="he_IL"/>
         </w:rPr>
         <w:t xml:space="preserve"> וַֽיְהִי֙ דְּבַר־יְהוָ֔ה אֶל־יוֹנָ֥ה בֶן־אֲמִתַּ֖י לֵאמֹֽר׃</w:t>
@@ -237,18 +285,24 @@
       </w:pPr>
       <w:r>
         <w:rPr>
+          <w:rtl/>
+          <w:cs/>
           <w:lang w:val="he_IL" w:bidi="he_IL"/>
         </w:rPr>
       </w:r>
       <w:r>
         <w:rPr>
           <w:vertAlign w:val="superscript"/>
+          <w:rtl/>
+          <w:cs/>
           <w:lang w:val="he_IL" w:bidi="he_IL"/>
         </w:rPr>
         <w:t>2</w:t>
       </w:r>
       <w:r>
         <w:rPr>
+          <w:rtl/>
+          <w:cs/>
           <w:lang w:val="he_IL" w:bidi="he_IL"/>
         </w:rPr>
         <w:t xml:space="preserve"> ק֠וּם לֵ֧ךְ אֶל־נִֽינְוֵ֛ה הָעִ֥יר הַגְּדוֹלָ֖ה וּקְרָ֣א עָלֶ֑יהָ כִּֽי־עָלְתָ֥ה רָעָתָ֖ם לְפָנָֽי׃</w:t>
@@ -260,18 +314,24 @@
       </w:pPr>
       <w:r>
         <w:rPr>
+          <w:rtl/>
+          <w:cs/>
           <w:lang w:val="he_IL" w:bidi="he_IL"/>
         </w:rPr>
       </w:r>
       <w:r>
         <w:rPr>
           <w:vertAlign w:val="superscript"/>
+          <w:rtl/>
+          <w:cs/>
           <w:lang w:val="he_IL" w:bidi="he_IL"/>
         </w:rPr>
         <w:t>3</w:t>
       </w:r>
       <w:r>
         <w:rPr>
+          <w:rtl/>
+          <w:cs/>
           <w:lang w:val="he_IL" w:bidi="he_IL"/>
         </w:rPr>
         <w:t xml:space="preserve"> וַיָּ֤קָם יוֹנָה֙ לִבְרֹ֣חַ תַּרְשִׁ֔ישָׁה מִלִּפְנֵ֖י יְהוָ֑ה וַיֵּ֨רֶד יָפ֜וֹ וַיִּמְצָ֥א אָנִיָּ֣ה ׀ בָּאָ֣ה תַרְשִׁ֗ישׁ וַיִּתֵּ֨ן שְׂכָרָ֜הּ וַיֵּ֤רֶד בָּהּ֙ לָב֤וֹא עִמָּהֶם֙ תַּרְשִׁ֔ישָׁה מִלִּפְנֵ֖י יְהוָֽה׃</w:t>
@@ -283,18 +343,24 @@
       </w:pPr>
       <w:r>
         <w:rPr>
+          <w:rtl/>
+          <w:cs/>
           <w:lang w:val="he_IL" w:bidi="he_IL"/>
         </w:rPr>
       </w:r>
       <w:r>
         <w:rPr>
           <w:vertAlign w:val="superscript"/>
+          <w:rtl/>
+          <w:cs/>
           <w:lang w:val="he_IL" w:bidi="he_IL"/>
         </w:rPr>
         <w:t>4</w:t>
       </w:r>
       <w:r>
         <w:rPr>
+          <w:rtl/>
+          <w:cs/>
           <w:lang w:val="he_IL" w:bidi="he_IL"/>
         </w:rPr>
         <w:t xml:space="preserve"> וַֽיהוָ֗ה הֵטִ֤יל רֽוּחַ־גְּדוֹלָה֙ אֶל־הַיָּ֔ם וַיְהִ֥י סַֽעַר־גָּד֖וֹל בַּיָּ֑ם וְהָ֣אֳנִיָּ֔ה חִשְּׁבָ֖ה לְהִשָּׁבֵֽר׃</w:t>
@@ -306,18 +372,24 @@
       </w:pPr>
       <w:r>
         <w:rPr>
+          <w:rtl/>
+          <w:cs/>
           <w:lang w:val="he_IL" w:bidi="he_IL"/>
         </w:rPr>
       </w:r>
       <w:r>
         <w:rPr>
           <w:vertAlign w:val="superscript"/>
+          <w:rtl/>
+          <w:cs/>
           <w:lang w:val="he_IL" w:bidi="he_IL"/>
         </w:rPr>
         <w:t>5</w:t>
       </w:r>
       <w:r>
         <w:rPr>
+          <w:rtl/>
+          <w:cs/>
           <w:lang w:val="he_IL" w:bidi="he_IL"/>
         </w:rPr>
         <w:t xml:space="preserve"> וַיִּֽירְא֣וּ הַמַּלָּחִ֗ים וַֽיִּזְעֲקוּ֮ אִ֣ישׁ אֶל־אֱלֹהָיו֒ וַיָּטִ֨לוּ אֶת־הַכֵּלִ֜ים אֲשֶׁ֤ר בָּֽאֳנִיָּה֙ אֶל־הַיָּ֔ם לְהָקֵ֖ל מֵֽעֲלֵיהֶ֑ם וְיוֹנָ֗ה יָרַד֙ אֶל־יַרְכְּתֵ֣י הַסְּפִינָ֔ה וַיִּשְׁכַּ֖ב וַיֵּרָדַֽם׃</w:t>
@@ -329,18 +401,24 @@
       </w:pPr>
       <w:r>
         <w:rPr>
+          <w:rtl/>
+          <w:cs/>
           <w:lang w:val="he_IL" w:bidi="he_IL"/>
         </w:rPr>
       </w:r>
       <w:r>
         <w:rPr>
           <w:vertAlign w:val="superscript"/>
+          <w:rtl/>
+          <w:cs/>
           <w:lang w:val="he_IL" w:bidi="he_IL"/>
         </w:rPr>
         <w:t>6</w:t>
       </w:r>
       <w:r>
         <w:rPr>
+          <w:rtl/>
+          <w:cs/>
           <w:lang w:val="he_IL" w:bidi="he_IL"/>
         </w:rPr>
         <w:t xml:space="preserve"> וַיִּקְרַ֤ב אֵלָיו֙ רַ֣ב הַחֹבֵ֔ל וַיֹּ֥אמֶר ל֖וֹ מַה־לְּךָ֣ נִרְדָּ֑ם ק֚וּם קְרָ֣א אֶל־אֱלֹהֶ֔יךָ אוּלַ֞י יִתְעַשֵּׁ֧ת הָאֱלֹהִ֛ים לָ֖נוּ וְלֹ֥א נֹאבֵֽד׃</w:t>
@@ -352,18 +430,24 @@
       </w:pPr>
       <w:r>
         <w:rPr>
+          <w:rtl/>
+          <w:cs/>
           <w:lang w:val="he_IL" w:bidi="he_IL"/>
         </w:rPr>
       </w:r>
       <w:r>
         <w:rPr>
           <w:vertAlign w:val="superscript"/>
+          <w:rtl/>
+          <w:cs/>
           <w:lang w:val="he_IL" w:bidi="he_IL"/>
         </w:rPr>
         <w:t>7</w:t>
       </w:r>
       <w:r>
         <w:rPr>
+          <w:rtl/>
+          <w:cs/>
           <w:lang w:val="he_IL" w:bidi="he_IL"/>
         </w:rPr>
         <w:t xml:space="preserve"> וַיֹּאמְר֞וּ אִ֣ישׁ אֶל־רֵעֵ֗הוּ לְכוּ֙ וְנַפִּ֣ילָה גֽוֹרָל֔וֹת וְנֵ֣דְעָ֔ה בְּשֶׁלְּמִ֛י הָרָעָ֥ה הַזֹּ֖את לָ֑נוּ וַיַּפִּ֙לוּ֙ גּֽוֹרָל֔וֹת וַיִּפֹּ֥ל הַגּוֹרָ֖ל עַל־יוֹנָֽה׃</w:t>
@@ -375,18 +459,24 @@
       </w:pPr>
       <w:r>
         <w:rPr>
+          <w:rtl/>
+          <w:cs/>
           <w:lang w:val="he_IL" w:bidi="he_IL"/>
         </w:rPr>
       </w:r>
       <w:r>
         <w:rPr>
           <w:vertAlign w:val="superscript"/>
+          <w:rtl/>
+          <w:cs/>
           <w:lang w:val="he_IL" w:bidi="he_IL"/>
         </w:rPr>
         <w:t>8</w:t>
       </w:r>
       <w:r>
         <w:rPr>
+          <w:rtl/>
+          <w:cs/>
           <w:lang w:val="he_IL" w:bidi="he_IL"/>
         </w:rPr>
         <w:t xml:space="preserve"> וַיֹּאמְר֣וּ אֵלָ֔יו הַגִּידָה־ נָּ֣א לָ֔נוּ בַּאֲשֶׁ֛ר לְמִי־הָרָעָ֥ה הַזֹּ֖את לָ֑נוּ מַה־מְּלַאכְתְּךָ֙ וּמֵאַ֣יִן תָּב֔וֹא מָ֣ה אַרְצֶ֔ךָ וְאֵֽי־מִזֶּ֥ה עַ֖ם אָֽתָּה׃</w:t>
@@ -398,18 +488,24 @@
       </w:pPr>
       <w:r>
         <w:rPr>
+          <w:rtl/>
+          <w:cs/>
           <w:lang w:val="he_IL" w:bidi="he_IL"/>
         </w:rPr>
       </w:r>
       <w:r>
         <w:rPr>
           <w:vertAlign w:val="superscript"/>
+          <w:rtl/>
+          <w:cs/>
           <w:lang w:val="he_IL" w:bidi="he_IL"/>
         </w:rPr>
         <w:t>9</w:t>
       </w:r>
       <w:r>
         <w:rPr>
+          <w:rtl/>
+          <w:cs/>
           <w:lang w:val="he_IL" w:bidi="he_IL"/>
         </w:rPr>
         <w:t xml:space="preserve"> וַיֹּ֥אמֶר אֲלֵיהֶ֖ם עִבְרִ֣י אָנֹ֑כִי וְאֶת־יְהוָ֞ה אֱלֹהֵ֤י הַשָּׁמַ֙יִם֙ אֲנִ֣י יָרֵ֔א אֲשֶׁר־עָשָׂ֥ה אֶת־הַיָּ֖ם וְאֶת־הַיַּבָּשָֽׁה׃</w:t>
@@ -421,18 +517,24 @@
       </w:pPr>
       <w:r>
         <w:rPr>
+          <w:rtl/>
+          <w:cs/>
           <w:lang w:val="he_IL" w:bidi="he_IL"/>
         </w:rPr>
       </w:r>
       <w:r>
         <w:rPr>
           <w:vertAlign w:val="superscript"/>
+          <w:rtl/>
+          <w:cs/>
           <w:lang w:val="he_IL" w:bidi="he_IL"/>
         </w:rPr>
         <w:t>10</w:t>
       </w:r>
       <w:r>
         <w:rPr>
+          <w:rtl/>
+          <w:cs/>
           <w:lang w:val="he_IL" w:bidi="he_IL"/>
         </w:rPr>
         <w:t xml:space="preserve"> וַיִּֽירְא֤וּ הָֽאֲנָשִׁים֙ יִרְאָ֣ה גְדוֹלָ֔ה וַיֹּאמְר֥וּ אֵלָ֖יו מַה־זֹּ֣את עָשִׂ֑יתָ כִּֽי־יָדְע֣וּ הָאֲנָשִׁ֗ים כִּֽי־מִלִּפְנֵ֤י יְהוָה֙ ה֣וּא בֹרֵ֔חַ כִּ֥י הִגִּ֖יד לָהֶֽם׃</w:t>
@@ -444,18 +546,24 @@
       </w:pPr>
       <w:r>
         <w:rPr>
+          <w:rtl/>
+          <w:cs/>
           <w:lang w:val="he_IL" w:bidi="he_IL"/>
         </w:rPr>
       </w:r>
       <w:r>
         <w:rPr>
           <w:vertAlign w:val="superscript"/>
+          <w:rtl/>
+          <w:cs/>
           <w:lang w:val="he_IL" w:bidi="he_IL"/>
         </w:rPr>
         <w:t>11</w:t>
       </w:r>
       <w:r>
         <w:rPr>
+          <w:rtl/>
+          <w:cs/>
           <w:lang w:val="he_IL" w:bidi="he_IL"/>
         </w:rPr>
         <w:t xml:space="preserve"> וַיֹּאמְר֤וּ אֵלָיו֙ מַה־נַּ֣עֲשֶׂה לָּ֔ךְ וְיִשְׁתֹּ֥ק הַיָּ֖ם מֵֽעָלֵ֑ינוּ כִּ֥י הַיָּ֖ם הוֹלֵ֥ךְ וְסֹעֵֽר׃</w:t>
@@ -467,18 +575,24 @@
       </w:pPr>
       <w:r>
         <w:rPr>
+          <w:rtl/>
+          <w:cs/>
           <w:lang w:val="he_IL" w:bidi="he_IL"/>
         </w:rPr>
       </w:r>
       <w:r>
         <w:rPr>
           <w:vertAlign w:val="superscript"/>
+          <w:rtl/>
+          <w:cs/>
           <w:lang w:val="he_IL" w:bidi="he_IL"/>
         </w:rPr>
         <w:t>12</w:t>
       </w:r>
       <w:r>
         <w:rPr>
+          <w:rtl/>
+          <w:cs/>
           <w:lang w:val="he_IL" w:bidi="he_IL"/>
         </w:rPr>
         <w:t xml:space="preserve"> וַיֹּ֣אמֶר אֲלֵיהֶ֗ם שָׂא֙וּנִי֙ וַהֲטִילֻ֣נִי אֶל־הַיָּ֔ם וְיִשְׁתֹּ֥ק הַיָּ֖ם מֵֽעֲלֵיכֶ֑ם כִּ֚י יוֹדֵ֣עַ אָ֔נִי כִּ֣י בְשֶׁלִּ֔י הַסַּ֧עַר הַגָּד֛וֹל הַזֶּ֖ה עֲלֵיכֶֽם׃</w:t>
@@ -490,18 +604,24 @@
       </w:pPr>
       <w:r>
         <w:rPr>
+          <w:rtl/>
+          <w:cs/>
           <w:lang w:val="he_IL" w:bidi="he_IL"/>
         </w:rPr>
       </w:r>
       <w:r>
         <w:rPr>
           <w:vertAlign w:val="superscript"/>
+          <w:rtl/>
+          <w:cs/>
           <w:lang w:val="he_IL" w:bidi="he_IL"/>
         </w:rPr>
         <w:t>13</w:t>
       </w:r>
       <w:r>
         <w:rPr>
+          <w:rtl/>
+          <w:cs/>
           <w:lang w:val="he_IL" w:bidi="he_IL"/>
         </w:rPr>
         <w:t xml:space="preserve"> וַיַּחְתְּר֣וּ הָאֲנָשִׁ֗ים לְהָשִׁ֛יב אֶל־הַיַּבָּשָׁ֖ה וְלֹ֣א יָכֹ֑לוּ כִּ֣י הַיָּ֔ם הוֹלֵ֥ךְ וְסֹעֵ֖ר עֲלֵיהֶֽם׃</w:t>
@@ -513,18 +633,24 @@
       </w:pPr>
       <w:r>
         <w:rPr>
+          <w:rtl/>
+          <w:cs/>
           <w:lang w:val="he_IL" w:bidi="he_IL"/>
         </w:rPr>
       </w:r>
       <w:r>
         <w:rPr>
           <w:vertAlign w:val="superscript"/>
+          <w:rtl/>
+          <w:cs/>
           <w:lang w:val="he_IL" w:bidi="he_IL"/>
         </w:rPr>
         <w:t>14</w:t>
       </w:r>
       <w:r>
         <w:rPr>
+          <w:rtl/>
+          <w:cs/>
           <w:lang w:val="he_IL" w:bidi="he_IL"/>
         </w:rPr>
         <w:t xml:space="preserve"> וַיִּקְרְא֨וּ אֶל־יְהוָ֜ה וַיֹּאמְר֗וּ אָנָּ֤ה יְהוָה֙ אַל־נָ֣א נֹאבְדָ֗ה בְּנֶ֙פֶשׁ֙ הָאִ֣ישׁ הַזֶּ֔ה וְאַל־תִּתֵּ֥ן עָלֵ֖ינוּ דָּ֣ם נָקִ֑יא כִּֽי־אַתָּ֣ה יְהוָ֔ה כַּאֲשֶׁ֥ר חָפַ֖צְתָּ עָשִֽׂיתָ׃</w:t>
@@ -536,18 +662,24 @@
       </w:pPr>
       <w:r>
         <w:rPr>
+          <w:rtl/>
+          <w:cs/>
           <w:lang w:val="he_IL" w:bidi="he_IL"/>
         </w:rPr>
       </w:r>
       <w:r>
         <w:rPr>
           <w:vertAlign w:val="superscript"/>
+          <w:rtl/>
+          <w:cs/>
           <w:lang w:val="he_IL" w:bidi="he_IL"/>
         </w:rPr>
         <w:t>15</w:t>
       </w:r>
       <w:r>
         <w:rPr>
+          <w:rtl/>
+          <w:cs/>
           <w:lang w:val="he_IL" w:bidi="he_IL"/>
         </w:rPr>
         <w:t xml:space="preserve"> וַיִּשְׂאוּ֙ אֶת־יוֹנָ֔ה וַיְטִלֻ֖הוּ אֶל־הַיָּ֑ם וַיַּעֲמֹ֥ד הַיָּ֖ם מִזַּעְפּֽוֹ ׃</w:t>
@@ -559,18 +691,24 @@
       </w:pPr>
       <w:r>
         <w:rPr>
+          <w:rtl/>
+          <w:cs/>
           <w:lang w:val="he_IL" w:bidi="he_IL"/>
         </w:rPr>
       </w:r>
       <w:r>
         <w:rPr>
           <w:vertAlign w:val="superscript"/>
+          <w:rtl/>
+          <w:cs/>
           <w:lang w:val="he_IL" w:bidi="he_IL"/>
         </w:rPr>
         <w:t>16</w:t>
       </w:r>
       <w:r>
         <w:rPr>
+          <w:rtl/>
+          <w:cs/>
           <w:lang w:val="he_IL" w:bidi="he_IL"/>
         </w:rPr>
         <w:t xml:space="preserve"> וַיִּֽירְא֧וּ הָאֲנָשִׁ֛ים יִרְאָ֥ה גְדוֹלָ֖ה אֶת־יְהוָ֑ה וַיִּֽזְבְּחוּ־זֶ֙בַח֙ לַֽיהוָ֔ה וַֽיִּדְּר֖וּ נְדָרִֽים׃</w:t>
@@ -583,12 +721,16 @@
       </w:pPr>
       <w:r>
         <w:rPr>
+          <w:rtl/>
+          <w:cs/>
           <w:lang w:val="he_IL" w:bidi="he_IL"/>
         </w:rPr>
         <w:t>Jonah 2:1</w:t>
       </w:r>
       <w:r>
         <w:rPr>
+          <w:rtl/>
+          <w:cs/>
           <w:lang w:val="he_IL" w:bidi="he_IL"/>
         </w:rPr>
       </w:r>
@@ -599,18 +741,24 @@
       </w:pPr>
       <w:r>
         <w:rPr>
+          <w:rtl/>
+          <w:cs/>
           <w:lang w:val="he_IL" w:bidi="he_IL"/>
         </w:rPr>
       </w:r>
       <w:r>
         <w:rPr>
           <w:vertAlign w:val="superscript"/>
+          <w:rtl/>
+          <w:cs/>
           <w:lang w:val="he_IL" w:bidi="he_IL"/>
         </w:rPr>
         <w:t>1</w:t>
       </w:r>
       <w:r>
         <w:rPr>
+          <w:rtl/>
+          <w:cs/>
           <w:lang w:val="he_IL" w:bidi="he_IL"/>
         </w:rPr>
         <w:t xml:space="preserve"> וַיְמַ֤ן יְהוָה֙ דָּ֣ג גָּד֔וֹל לִבְלֹ֖עַ אֶת־יוֹנָ֑ה וַיְהִ֤י יוֹנָה֙ בִּמְעֵ֣י הַדָּ֔ג שְׁלֹשָׁ֥ה יָמִ֖ים וּשְׁלֹשָׁ֥ה לֵילֽוֹת׃</w:t>
@@ -622,18 +770,24 @@
       </w:pPr>
       <w:r>
         <w:rPr>
+          <w:rtl/>
+          <w:cs/>
           <w:lang w:val="he_IL" w:bidi="he_IL"/>
         </w:rPr>
       </w:r>
       <w:r>
         <w:rPr>
           <w:vertAlign w:val="superscript"/>
+          <w:rtl/>
+          <w:cs/>
           <w:lang w:val="he_IL" w:bidi="he_IL"/>
         </w:rPr>
         <w:t>2</w:t>
       </w:r>
       <w:r>
         <w:rPr>
+          <w:rtl/>
+          <w:cs/>
           <w:lang w:val="he_IL" w:bidi="he_IL"/>
         </w:rPr>
         <w:t xml:space="preserve"> וַיִּתְפַּלֵּ֣ל יוֹנָ֔ה אֶל־יְהוָ֖ה אֱלֹהָ֑יו מִמְּעֵ֖י הַדָּגָֽה׃</w:t>
@@ -645,18 +799,24 @@
       </w:pPr>
       <w:r>
         <w:rPr>
+          <w:rtl/>
+          <w:cs/>
           <w:lang w:val="he_IL" w:bidi="he_IL"/>
         </w:rPr>
       </w:r>
       <w:r>
         <w:rPr>
           <w:vertAlign w:val="superscript"/>
+          <w:rtl/>
+          <w:cs/>
           <w:lang w:val="he_IL" w:bidi="he_IL"/>
         </w:rPr>
         <w:t>3</w:t>
       </w:r>
       <w:r>
         <w:rPr>
+          <w:rtl/>
+          <w:cs/>
           <w:lang w:val="he_IL" w:bidi="he_IL"/>
         </w:rPr>
         <w:t xml:space="preserve"> וַיֹּ֗אמֶר קָ֠רָאתִי מִצָּ֥רָה לִ֛י אֶל־יְהוָ֖ה וַֽיַּעֲנֵ֑נִי מִבֶּ֧טֶן שְׁא֛וֹל שִׁוַּ֖עְתִּי שָׁמַ֥עְתָּ קוֹלִֽי׃</w:t>
@@ -668,18 +828,24 @@
       </w:pPr>
       <w:r>
         <w:rPr>
+          <w:rtl/>
+          <w:cs/>
           <w:lang w:val="he_IL" w:bidi="he_IL"/>
         </w:rPr>
       </w:r>
       <w:r>
         <w:rPr>
           <w:vertAlign w:val="superscript"/>
+          <w:rtl/>
+          <w:cs/>
           <w:lang w:val="he_IL" w:bidi="he_IL"/>
         </w:rPr>
         <w:t>4</w:t>
       </w:r>
       <w:r>
         <w:rPr>
+          <w:rtl/>
+          <w:cs/>
           <w:lang w:val="he_IL" w:bidi="he_IL"/>
         </w:rPr>
         <w:t xml:space="preserve"> וַתַּשְׁלִיכֵ֤נִי מְצוּלָה֙ בִּלְבַ֣ב יַמִּ֔ים וְנָהָ֖ר יְסֹבְבֵ֑נִי כָּל־מִשְׁבָּרֶ֥יךָ וְגַלֶּ֖יךָ עָלַ֥י עָבָֽרוּ׃</w:t>
@@ -691,18 +857,24 @@
       </w:pPr>
       <w:r>
         <w:rPr>
+          <w:rtl/>
+          <w:cs/>
           <w:lang w:val="he_IL" w:bidi="he_IL"/>
         </w:rPr>
       </w:r>
       <w:r>
         <w:rPr>
           <w:vertAlign w:val="superscript"/>
+          <w:rtl/>
+          <w:cs/>
           <w:lang w:val="he_IL" w:bidi="he_IL"/>
         </w:rPr>
         <w:t>5</w:t>
       </w:r>
       <w:r>
         <w:rPr>
+          <w:rtl/>
+          <w:cs/>
           <w:lang w:val="he_IL" w:bidi="he_IL"/>
         </w:rPr>
         <w:t xml:space="preserve"> וַאֲנִ֣י אָמַ֔רְתִּי נִגְרַ֖שְׁתִּי מִנֶּ֣גֶד עֵינֶ֑יךָ אַ֚ךְ אוֹסִ֣יף לְהַבִּ֔יט אֶל־הֵיכַ֖ל קָדְשֶֽׁךָ׃</w:t>
@@ -714,18 +886,24 @@
       </w:pPr>
       <w:r>
         <w:rPr>
+          <w:rtl/>
+          <w:cs/>
           <w:lang w:val="he_IL" w:bidi="he_IL"/>
         </w:rPr>
       </w:r>
       <w:r>
         <w:rPr>
           <w:vertAlign w:val="superscript"/>
+          <w:rtl/>
+          <w:cs/>
           <w:lang w:val="he_IL" w:bidi="he_IL"/>
         </w:rPr>
         <w:t>6</w:t>
       </w:r>
       <w:r>
         <w:rPr>
+          <w:rtl/>
+          <w:cs/>
           <w:lang w:val="he_IL" w:bidi="he_IL"/>
         </w:rPr>
         <w:t xml:space="preserve"> אֲפָפ֤וּנִי מַ֙יִם֙ עַד־נֶ֔פֶשׁ תְּה֖וֹם יְסֹבְבֵ֑נִי ס֖וּף חָב֥וּשׁ לְרֹאשִֽׁי׃</w:t>
@@ -737,18 +915,24 @@
       </w:pPr>
       <w:r>
         <w:rPr>
+          <w:rtl/>
+          <w:cs/>
           <w:lang w:val="he_IL" w:bidi="he_IL"/>
         </w:rPr>
       </w:r>
       <w:r>
         <w:rPr>
           <w:vertAlign w:val="superscript"/>
+          <w:rtl/>
+          <w:cs/>
           <w:lang w:val="he_IL" w:bidi="he_IL"/>
         </w:rPr>
         <w:t>7</w:t>
       </w:r>
       <w:r>
         <w:rPr>
+          <w:rtl/>
+          <w:cs/>
           <w:lang w:val="he_IL" w:bidi="he_IL"/>
         </w:rPr>
         <w:t xml:space="preserve"> לְקִצְבֵ֤י הָרִים֙ יָרַ֔דְתִּי הָאָ֛רֶץ בְּרִחֶ֥יהָ בַעֲדִ֖י לְעוֹלָ֑ם וַתַּ֧עַל מִשַּׁ֛חַת חַיַּ֖י יְהוָ֥ה אֱלֹהָֽי׃</w:t>
@@ -760,18 +944,24 @@
       </w:pPr>
       <w:r>
         <w:rPr>
+          <w:rtl/>
+          <w:cs/>
           <w:lang w:val="he_IL" w:bidi="he_IL"/>
         </w:rPr>
       </w:r>
       <w:r>
         <w:rPr>
           <w:vertAlign w:val="superscript"/>
+          <w:rtl/>
+          <w:cs/>
           <w:lang w:val="he_IL" w:bidi="he_IL"/>
         </w:rPr>
         <w:t>8</w:t>
       </w:r>
       <w:r>
         <w:rPr>
+          <w:rtl/>
+          <w:cs/>
           <w:lang w:val="he_IL" w:bidi="he_IL"/>
         </w:rPr>
         <w:t xml:space="preserve"> בְּהִתְעַטֵּ֤ף עָלַי֙ נַפְשִׁ֔י אֶת־יְהוָ֖ה זָכָ֑רְתִּי וַתָּב֤וֹא אֵלֶ֙יךָ֙ תְּפִלָּתִ֔י אֶל־הֵיכַ֖ל קָדְשֶֽׁךָ׃</w:t>
@@ -783,18 +973,24 @@
       </w:pPr>
       <w:r>
         <w:rPr>
+          <w:rtl/>
+          <w:cs/>
           <w:lang w:val="he_IL" w:bidi="he_IL"/>
         </w:rPr>
       </w:r>
       <w:r>
         <w:rPr>
           <w:vertAlign w:val="superscript"/>
+          <w:rtl/>
+          <w:cs/>
           <w:lang w:val="he_IL" w:bidi="he_IL"/>
         </w:rPr>
         <w:t>9</w:t>
       </w:r>
       <w:r>
         <w:rPr>
+          <w:rtl/>
+          <w:cs/>
           <w:lang w:val="he_IL" w:bidi="he_IL"/>
         </w:rPr>
         <w:t xml:space="preserve"> מְשַׁמְּרִ֖ים הַבְלֵי־שָׁ֑וְא חַסְדָּ֖ם יַעֲזֹֽבוּ׃</w:t>
@@ -806,18 +1002,24 @@
       </w:pPr>
       <w:r>
         <w:rPr>
+          <w:rtl/>
+          <w:cs/>
           <w:lang w:val="he_IL" w:bidi="he_IL"/>
         </w:rPr>
       </w:r>
       <w:r>
         <w:rPr>
           <w:vertAlign w:val="superscript"/>
+          <w:rtl/>
+          <w:cs/>
           <w:lang w:val="he_IL" w:bidi="he_IL"/>
         </w:rPr>
         <w:t>10</w:t>
       </w:r>
       <w:r>
         <w:rPr>
+          <w:rtl/>
+          <w:cs/>
           <w:lang w:val="he_IL" w:bidi="he_IL"/>
         </w:rPr>
         <w:t xml:space="preserve"> וַאֲנִ֗י בְּק֤וֹל תּוֹדָה֙ אֶזְבְּחָה־לָּ֔ךְ אֲשֶׁ֥ר נָדַ֖רְתִּי אֲשַׁלֵּ֑מָה יְשׁוּעָ֖תָה לַיהוָֽה׃ ס</w:t>
@@ -829,18 +1031,24 @@
       </w:pPr>
       <w:r>
         <w:rPr>
+          <w:rtl/>
+          <w:cs/>
           <w:lang w:val="he_IL" w:bidi="he_IL"/>
         </w:rPr>
       </w:r>
       <w:r>
         <w:rPr>
           <w:vertAlign w:val="superscript"/>
+          <w:rtl/>
+          <w:cs/>
           <w:lang w:val="he_IL" w:bidi="he_IL"/>
         </w:rPr>
         <w:t>11</w:t>
       </w:r>
       <w:r>
         <w:rPr>
+          <w:rtl/>
+          <w:cs/>
           <w:lang w:val="he_IL" w:bidi="he_IL"/>
         </w:rPr>
         <w:t xml:space="preserve"> וַיֹּ֥אמֶר יְהוָ֖ה לַדָּ֑ג וַיָּקֵ֥א אֶת־יוֹנָ֖ה אֶל־הַיַּבָּשָֽׁה׃ פ</w:t>
@@ -853,12 +1061,16 @@
       </w:pPr>
       <w:r>
         <w:rPr>
+          <w:rtl/>
+          <w:cs/>
           <w:lang w:val="he_IL" w:bidi="he_IL"/>
         </w:rPr>
         <w:t>Jonah 3:1</w:t>
       </w:r>
       <w:r>
         <w:rPr>
+          <w:rtl/>
+          <w:cs/>
           <w:lang w:val="he_IL" w:bidi="he_IL"/>
         </w:rPr>
       </w:r>
@@ -869,18 +1081,24 @@
       </w:pPr>
       <w:r>
         <w:rPr>
+          <w:rtl/>
+          <w:cs/>
           <w:lang w:val="he_IL" w:bidi="he_IL"/>
         </w:rPr>
       </w:r>
       <w:r>
         <w:rPr>
           <w:vertAlign w:val="superscript"/>
+          <w:rtl/>
+          <w:cs/>
           <w:lang w:val="he_IL" w:bidi="he_IL"/>
         </w:rPr>
         <w:t>1</w:t>
       </w:r>
       <w:r>
         <w:rPr>
+          <w:rtl/>
+          <w:cs/>
           <w:lang w:val="he_IL" w:bidi="he_IL"/>
         </w:rPr>
         <w:t xml:space="preserve"> וַיְהִ֧י דְבַר־יְהוָ֛ה אֶל־יוֹנָ֖ה שֵׁנִ֥ית לֵאמֹֽר׃</w:t>
@@ -892,18 +1110,24 @@
       </w:pPr>
       <w:r>
         <w:rPr>
+          <w:rtl/>
+          <w:cs/>
           <w:lang w:val="he_IL" w:bidi="he_IL"/>
         </w:rPr>
       </w:r>
       <w:r>
         <w:rPr>
           <w:vertAlign w:val="superscript"/>
+          <w:rtl/>
+          <w:cs/>
           <w:lang w:val="he_IL" w:bidi="he_IL"/>
         </w:rPr>
         <w:t>2</w:t>
       </w:r>
       <w:r>
         <w:rPr>
+          <w:rtl/>
+          <w:cs/>
           <w:lang w:val="he_IL" w:bidi="he_IL"/>
         </w:rPr>
         <w:t xml:space="preserve"> ק֛וּם לֵ֥ךְ אֶל־נִֽינְוֵ֖ה הָעִ֣יר הַגְּדוֹלָ֑ה וִּקְרָ֤א אֵלֶ֙יהָ֙ אֶת־הַקְּרִיאָ֔ה אֲשֶׁ֥ר אָנֹכִ֖י דֹּבֵ֥ר אֵלֶֽיךָ׃</w:t>
@@ -915,18 +1139,24 @@
       </w:pPr>
       <w:r>
         <w:rPr>
+          <w:rtl/>
+          <w:cs/>
           <w:lang w:val="he_IL" w:bidi="he_IL"/>
         </w:rPr>
       </w:r>
       <w:r>
         <w:rPr>
           <w:vertAlign w:val="superscript"/>
+          <w:rtl/>
+          <w:cs/>
           <w:lang w:val="he_IL" w:bidi="he_IL"/>
         </w:rPr>
         <w:t>3</w:t>
       </w:r>
       <w:r>
         <w:rPr>
+          <w:rtl/>
+          <w:cs/>
           <w:lang w:val="he_IL" w:bidi="he_IL"/>
         </w:rPr>
         <w:t xml:space="preserve"> וַיָּ֣קָם יוֹנָ֗ה וַיֵּ֛לֶךְ אֶל־נִֽינְוֶ֖ה כִּדְבַ֣ר יְהוָ֑ה וְנִֽינְוֵ֗ה הָיְתָ֤ה עִיר־גְּדוֹלָה֙ לֵֽאלֹהִ֔ים מַהֲלַ֖ךְ שְׁלֹ֥שֶׁת יָמִֽים׃</w:t>
@@ -938,18 +1168,24 @@
       </w:pPr>
       <w:r>
         <w:rPr>
+          <w:rtl/>
+          <w:cs/>
           <w:lang w:val="he_IL" w:bidi="he_IL"/>
         </w:rPr>
       </w:r>
       <w:r>
         <w:rPr>
           <w:vertAlign w:val="superscript"/>
+          <w:rtl/>
+          <w:cs/>
           <w:lang w:val="he_IL" w:bidi="he_IL"/>
         </w:rPr>
         <w:t>4</w:t>
       </w:r>
       <w:r>
         <w:rPr>
+          <w:rtl/>
+          <w:cs/>
           <w:lang w:val="he_IL" w:bidi="he_IL"/>
         </w:rPr>
         <w:t xml:space="preserve"> וַיָּ֤חֶל יוֹנָה֙ לָב֣וֹא בָעִ֔יר מַהֲלַ֖ךְ י֣וֹם אֶחָ֑ד וַיִּקְרָא֙ וַיֹּאמַ֔ר ע֚וֹד אַרְבָּעִ֣ים י֔וֹם וְנִֽינְוֵ֖ה נֶהְפָּֽכֶת׃</w:t>
@@ -961,18 +1197,24 @@
       </w:pPr>
       <w:r>
         <w:rPr>
+          <w:rtl/>
+          <w:cs/>
           <w:lang w:val="he_IL" w:bidi="he_IL"/>
         </w:rPr>
       </w:r>
       <w:r>
         <w:rPr>
           <w:vertAlign w:val="superscript"/>
+          <w:rtl/>
+          <w:cs/>
           <w:lang w:val="he_IL" w:bidi="he_IL"/>
         </w:rPr>
         <w:t>5</w:t>
       </w:r>
       <w:r>
         <w:rPr>
+          <w:rtl/>
+          <w:cs/>
           <w:lang w:val="he_IL" w:bidi="he_IL"/>
         </w:rPr>
         <w:t xml:space="preserve"> וַֽיַּאֲמִ֛ינוּ אַנְשֵׁ֥י נִֽינְוֵ֖ה בֵּֽאלֹהִ֑ים וַיִּקְרְאוּ־צוֹם֙ וַיִּלְבְּשׁ֣וּ שַׂקִּ֔ים מִגְּדוֹלָ֖ם וְעַד־קְטַנָּֽם ׃</w:t>
@@ -984,18 +1226,24 @@
       </w:pPr>
       <w:r>
         <w:rPr>
+          <w:rtl/>
+          <w:cs/>
           <w:lang w:val="he_IL" w:bidi="he_IL"/>
         </w:rPr>
       </w:r>
       <w:r>
         <w:rPr>
           <w:vertAlign w:val="superscript"/>
+          <w:rtl/>
+          <w:cs/>
           <w:lang w:val="he_IL" w:bidi="he_IL"/>
         </w:rPr>
         <w:t>6</w:t>
       </w:r>
       <w:r>
         <w:rPr>
+          <w:rtl/>
+          <w:cs/>
           <w:lang w:val="he_IL" w:bidi="he_IL"/>
         </w:rPr>
         <w:t xml:space="preserve"> וַיִּגַּ֤ע הַדָּבָר֙ אֶל־מֶ֣לֶך נִֽינְוֵ֔ה וַיָּ֙קָם֙ מִכִּסְא֔וֹ וַיַּעֲבֵ֥ר אַדַּרְתּ֖וֹ מֵֽעָלָ֑יו וַיְכַ֣ס שַׂ֔ק וַיֵּ֖שֶׁב עַל־הָאֵֽפֶר׃</w:t>
@@ -1007,18 +1255,24 @@
       </w:pPr>
       <w:r>
         <w:rPr>
+          <w:rtl/>
+          <w:cs/>
           <w:lang w:val="he_IL" w:bidi="he_IL"/>
         </w:rPr>
       </w:r>
       <w:r>
         <w:rPr>
           <w:vertAlign w:val="superscript"/>
+          <w:rtl/>
+          <w:cs/>
           <w:lang w:val="he_IL" w:bidi="he_IL"/>
         </w:rPr>
         <w:t>7</w:t>
       </w:r>
       <w:r>
         <w:rPr>
+          <w:rtl/>
+          <w:cs/>
           <w:lang w:val="he_IL" w:bidi="he_IL"/>
         </w:rPr>
         <w:t xml:space="preserve"> וַיַּזְעֵ֗ק וַיֹּ֙אמֶר֙ בְּנִֽינְוֵ֔ה מִטַּ֧עַם הַמֶּ֛לֶךְ וּגְדֹלָ֖יו לֵאמֹ֑ר הָאָדָ֨ם וְהַבְּהֵמָ֜ה הַבָּקָ֣ר וְהַצֹּ֗אן אַֽל־יִטְעֲמוּ֙ מְא֔וּמָה אַ֨ל־יִרְע֔וּ וּמַ֖יִם אַל־יִשְׁתּֽוּ׃</w:t>
@@ -1030,18 +1284,24 @@
       </w:pPr>
       <w:r>
         <w:rPr>
+          <w:rtl/>
+          <w:cs/>
           <w:lang w:val="he_IL" w:bidi="he_IL"/>
         </w:rPr>
       </w:r>
       <w:r>
         <w:rPr>
           <w:vertAlign w:val="superscript"/>
+          <w:rtl/>
+          <w:cs/>
           <w:lang w:val="he_IL" w:bidi="he_IL"/>
         </w:rPr>
         <w:t>8</w:t>
       </w:r>
       <w:r>
         <w:rPr>
+          <w:rtl/>
+          <w:cs/>
           <w:lang w:val="he_IL" w:bidi="he_IL"/>
         </w:rPr>
         <w:t xml:space="preserve"> וְיִתְכַּסּ֣וּ שַׂקִּ֗ים הָֽאָדָם֙ וְהַבְּהֵמָ֔ה וְיִקְרְא֥וּ אֶל־אֱלֹהִ֖ים בְּחָזְקָ֑ה וְיָשֻׁ֗בוּ אִ֚ישׁ מִדַּרְכּ֣וֹ הָֽרָעָ֔ה וּמִן־הֶחָמָ֖ס אֲשֶׁ֥ר בְּכַפֵּיהֶֽם ׃</w:t>
@@ -1053,18 +1313,24 @@
       </w:pPr>
       <w:r>
         <w:rPr>
+          <w:rtl/>
+          <w:cs/>
           <w:lang w:val="he_IL" w:bidi="he_IL"/>
         </w:rPr>
       </w:r>
       <w:r>
         <w:rPr>
           <w:vertAlign w:val="superscript"/>
+          <w:rtl/>
+          <w:cs/>
           <w:lang w:val="he_IL" w:bidi="he_IL"/>
         </w:rPr>
         <w:t>9</w:t>
       </w:r>
       <w:r>
         <w:rPr>
+          <w:rtl/>
+          <w:cs/>
           <w:lang w:val="he_IL" w:bidi="he_IL"/>
         </w:rPr>
         <w:t xml:space="preserve"> מִֽי־יוֹדֵ֣עַ יָשׁ֔וּב וְנִחַ֖ם הָאֱלֹהִ֑ים וְשָׁ֛ב מֵחֲר֥וֹן אַפּ֖וֹ וְלֹ֥א נֹאבֵֽד׃</w:t>
@@ -1076,18 +1342,24 @@
       </w:pPr>
       <w:r>
         <w:rPr>
+          <w:rtl/>
+          <w:cs/>
           <w:lang w:val="he_IL" w:bidi="he_IL"/>
         </w:rPr>
       </w:r>
       <w:r>
         <w:rPr>
           <w:vertAlign w:val="superscript"/>
+          <w:rtl/>
+          <w:cs/>
           <w:lang w:val="he_IL" w:bidi="he_IL"/>
         </w:rPr>
         <w:t>10</w:t>
       </w:r>
       <w:r>
         <w:rPr>
+          <w:rtl/>
+          <w:cs/>
           <w:lang w:val="he_IL" w:bidi="he_IL"/>
         </w:rPr>
         <w:t xml:space="preserve"> וַיַּ֤רְא הָֽאֱלֹהִים֙ אֶֽת־מַ֣עֲשֵׂיהֶ֔ם כִּי־שָׁ֖בוּ מִדַּרְכָּ֣ם הָרָעָ֑ה וַיִּנָּ֣חֶם הָאֱלֹהִ֗ים עַל־הָרָעָ֛ה אֲשֶׁר־דִּבֶּ֥ר לַעֲשׂוֹת־לָהֶ֖ם וְלֹ֥א עָשָֽׂה׃</w:t>
@@ -1100,12 +1372,16 @@
       </w:pPr>
       <w:r>
         <w:rPr>
+          <w:rtl/>
+          <w:cs/>
           <w:lang w:val="he_IL" w:bidi="he_IL"/>
         </w:rPr>
         <w:t>Jonah 4:1</w:t>
       </w:r>
       <w:r>
         <w:rPr>
+          <w:rtl/>
+          <w:cs/>
           <w:lang w:val="he_IL" w:bidi="he_IL"/>
         </w:rPr>
       </w:r>
@@ -1116,18 +1392,24 @@
       </w:pPr>
       <w:r>
         <w:rPr>
+          <w:rtl/>
+          <w:cs/>
           <w:lang w:val="he_IL" w:bidi="he_IL"/>
         </w:rPr>
       </w:r>
       <w:r>
         <w:rPr>
           <w:vertAlign w:val="superscript"/>
+          <w:rtl/>
+          <w:cs/>
           <w:lang w:val="he_IL" w:bidi="he_IL"/>
         </w:rPr>
         <w:t>1</w:t>
       </w:r>
       <w:r>
         <w:rPr>
+          <w:rtl/>
+          <w:cs/>
           <w:lang w:val="he_IL" w:bidi="he_IL"/>
         </w:rPr>
         <w:t xml:space="preserve"> וַיֵּ֥רַע אֶל־יוֹנָ֖ה רָעָ֣ה גְדוֹלָ֑ה וַיִּ֖חַר לֽוֹ׃</w:t>
@@ -1139,18 +1421,24 @@
       </w:pPr>
       <w:r>
         <w:rPr>
+          <w:rtl/>
+          <w:cs/>
           <w:lang w:val="he_IL" w:bidi="he_IL"/>
         </w:rPr>
       </w:r>
       <w:r>
         <w:rPr>
           <w:vertAlign w:val="superscript"/>
+          <w:rtl/>
+          <w:cs/>
           <w:lang w:val="he_IL" w:bidi="he_IL"/>
         </w:rPr>
         <w:t>2</w:t>
       </w:r>
       <w:r>
         <w:rPr>
+          <w:rtl/>
+          <w:cs/>
           <w:lang w:val="he_IL" w:bidi="he_IL"/>
         </w:rPr>
         <w:t xml:space="preserve"> וַיִּתְפַּלֵּ֨ל אֶל־יְהוָ֜ה וַיֹּאמַ֗ר אָנָּ֤ה יְהוָה֙ הֲלוֹא־זֶ֣ה דְבָרִ֗י עַד־הֱיוֹתִי֙ עַל־אַדְמָתִ֔י עַל־כֵּ֥ן קִדַּ֖מְתִּי לִבְרֹ֣חַ תַּרְשִׁ֑ישָׁה כִּ֣י יָדַ֗עְתִּי כִּ֤י אַתָּה֙ אֵֽל־חַנּ֣וּן וְרַח֔וּם אֶ֤רֶךְ אַפַּ֙יִם֙ וְרַב־חֶ֔סֶד וְנִחָ֖ם עַל־הָרָעָֽה׃</w:t>
@@ -1162,18 +1450,24 @@
       </w:pPr>
       <w:r>
         <w:rPr>
+          <w:rtl/>
+          <w:cs/>
           <w:lang w:val="he_IL" w:bidi="he_IL"/>
         </w:rPr>
       </w:r>
       <w:r>
         <w:rPr>
           <w:vertAlign w:val="superscript"/>
+          <w:rtl/>
+          <w:cs/>
           <w:lang w:val="he_IL" w:bidi="he_IL"/>
         </w:rPr>
         <w:t>3</w:t>
       </w:r>
       <w:r>
         <w:rPr>
+          <w:rtl/>
+          <w:cs/>
           <w:lang w:val="he_IL" w:bidi="he_IL"/>
         </w:rPr>
         <w:t xml:space="preserve"> וְעַתָּ֣ה יְהוָ֔ה קַח־נָ֥א אֶת־נַפְשִׁ֖י מִמֶּ֑נִּי כִּ֛י ט֥וֹב מוֹתִ֖י מֵחַיָּֽי׃ ס</w:t>
@@ -1185,18 +1479,24 @@
       </w:pPr>
       <w:r>
         <w:rPr>
+          <w:rtl/>
+          <w:cs/>
           <w:lang w:val="he_IL" w:bidi="he_IL"/>
         </w:rPr>
       </w:r>
       <w:r>
         <w:rPr>
           <w:vertAlign w:val="superscript"/>
+          <w:rtl/>
+          <w:cs/>
           <w:lang w:val="he_IL" w:bidi="he_IL"/>
         </w:rPr>
         <w:t>4</w:t>
       </w:r>
       <w:r>
         <w:rPr>
+          <w:rtl/>
+          <w:cs/>
           <w:lang w:val="he_IL" w:bidi="he_IL"/>
         </w:rPr>
         <w:t xml:space="preserve"> וַיֹּ֣אמֶר יְהוָ֔ה הַהֵיטֵ֖ב חָ֥רָה לָֽךְ׃</w:t>
@@ -1208,18 +1508,24 @@
       </w:pPr>
       <w:r>
         <w:rPr>
+          <w:rtl/>
+          <w:cs/>
           <w:lang w:val="he_IL" w:bidi="he_IL"/>
         </w:rPr>
       </w:r>
       <w:r>
         <w:rPr>
           <w:vertAlign w:val="superscript"/>
+          <w:rtl/>
+          <w:cs/>
           <w:lang w:val="he_IL" w:bidi="he_IL"/>
         </w:rPr>
         <w:t>5</w:t>
       </w:r>
       <w:r>
         <w:rPr>
+          <w:rtl/>
+          <w:cs/>
           <w:lang w:val="he_IL" w:bidi="he_IL"/>
         </w:rPr>
         <w:t xml:space="preserve"> וַיֵּצֵ֤א יוֹנָה֙ מִן־הָעִ֔יר וַיֵּ֖שֶׁב מִקֶּ֣דֶם לָעִ֑יר וַיַּעַשׂ֩ ל֨וֹ שָׁ֜ם סֻכָּ֗ה וַיֵּ֤שֶׁב תַּחְתֶּ֙יהָ֙ בַּצֵּ֔ל עַ֚ד אֲשֶׁ֣ר יִרְאֶ֔ה מַה־יִּהְיֶ֖ה בָּעִֽיר׃</w:t>
@@ -1231,18 +1537,24 @@
       </w:pPr>
       <w:r>
         <w:rPr>
+          <w:rtl/>
+          <w:cs/>
           <w:lang w:val="he_IL" w:bidi="he_IL"/>
         </w:rPr>
       </w:r>
       <w:r>
         <w:rPr>
           <w:vertAlign w:val="superscript"/>
+          <w:rtl/>
+          <w:cs/>
           <w:lang w:val="he_IL" w:bidi="he_IL"/>
         </w:rPr>
         <w:t>6</w:t>
       </w:r>
       <w:r>
         <w:rPr>
+          <w:rtl/>
+          <w:cs/>
           <w:lang w:val="he_IL" w:bidi="he_IL"/>
         </w:rPr>
         <w:t xml:space="preserve"> וַיְמַ֣ן יְהוָֽה־אֱ֠לֹהִים קִיקָי֞וֹן וַיַּ֣עַל ׀ מֵעַ֣ל לְיוֹנָ֗ה לִֽהְי֥וֹת צֵל֙ עַל־רֹאשׁ֔וֹ לְהַצִּ֥יל ל֖וֹ מֵרָֽעָת֑וֹ וַיִּשְׂמַ֥ח יוֹנָ֛ה עַל־הַקִּֽיקָי֖וֹן שִׂמְחָ֥ה גְדוֹלָֽה׃</w:t>
@@ -1254,18 +1566,24 @@
       </w:pPr>
       <w:r>
         <w:rPr>
+          <w:rtl/>
+          <w:cs/>
           <w:lang w:val="he_IL" w:bidi="he_IL"/>
         </w:rPr>
       </w:r>
       <w:r>
         <w:rPr>
           <w:vertAlign w:val="superscript"/>
+          <w:rtl/>
+          <w:cs/>
           <w:lang w:val="he_IL" w:bidi="he_IL"/>
         </w:rPr>
         <w:t>7</w:t>
       </w:r>
       <w:r>
         <w:rPr>
+          <w:rtl/>
+          <w:cs/>
           <w:lang w:val="he_IL" w:bidi="he_IL"/>
         </w:rPr>
         <w:t xml:space="preserve"> וַיְמַ֤ן הָֽאֱלֹהִים֙ תּוֹלַ֔עַת בַּעֲל֥וֹת הַשַּׁ֖חַר לַֽמָּחֳרָ֑ת וַתַּ֥ךְ אֶת־הַקִּֽיקָי֖וֹן וַיִּיבָֽשׁ׃</w:t>
@@ -1277,18 +1595,24 @@
       </w:pPr>
       <w:r>
         <w:rPr>
+          <w:rtl/>
+          <w:cs/>
           <w:lang w:val="he_IL" w:bidi="he_IL"/>
         </w:rPr>
       </w:r>
       <w:r>
         <w:rPr>
           <w:vertAlign w:val="superscript"/>
+          <w:rtl/>
+          <w:cs/>
           <w:lang w:val="he_IL" w:bidi="he_IL"/>
         </w:rPr>
         <w:t>8</w:t>
       </w:r>
       <w:r>
         <w:rPr>
+          <w:rtl/>
+          <w:cs/>
           <w:lang w:val="he_IL" w:bidi="he_IL"/>
         </w:rPr>
         <w:t xml:space="preserve"> וַיְהִ֣י ׀ כִּזְרֹ֣חַ הַשֶּׁ֗מֶשׁ וַיְמַ֨ן אֱלֹהִ֜ים ר֤וּחַ קָדִים֙ חֲרִישִׁ֔ית וַתַּ֥ךְ הַשֶּׁ֛מֶשׁ עַל־רֹ֥אשׁ יוֹנָ֖ה וַיִּתְעַלָּ֑ף וַיִּשְׁאַ֤ל אֶת־נַפְשׁוֹ֙ לָמ֔וּת וַיֹּ֕אמֶר ט֥וֹב מוֹתִ֖י מֵחַיָּֽי׃</w:t>
@@ -1300,18 +1624,24 @@
       </w:pPr>
       <w:r>
         <w:rPr>
+          <w:rtl/>
+          <w:cs/>
           <w:lang w:val="he_IL" w:bidi="he_IL"/>
         </w:rPr>
       </w:r>
       <w:r>
         <w:rPr>
           <w:vertAlign w:val="superscript"/>
+          <w:rtl/>
+          <w:cs/>
           <w:lang w:val="he_IL" w:bidi="he_IL"/>
         </w:rPr>
         <w:t>9</w:t>
       </w:r>
       <w:r>
         <w:rPr>
+          <w:rtl/>
+          <w:cs/>
           <w:lang w:val="he_IL" w:bidi="he_IL"/>
         </w:rPr>
         <w:t xml:space="preserve"> וַיֹּ֤אמֶר אֱלֹהִים֙ אֶל־יוֹנָ֔ה הַהֵיטֵ֥ב חָרָֽה־לְךָ֖ עַל־הַקִּֽיקָי֑וֹן וַיֹּ֕אמֶר הֵיטֵ֥ב חָֽרָה־לִ֖י עַד־מָֽוֶת׃</w:t>
@@ -1323,18 +1653,24 @@
       </w:pPr>
       <w:r>
         <w:rPr>
+          <w:rtl/>
+          <w:cs/>
           <w:lang w:val="he_IL" w:bidi="he_IL"/>
         </w:rPr>
       </w:r>
       <w:r>
         <w:rPr>
           <w:vertAlign w:val="superscript"/>
+          <w:rtl/>
+          <w:cs/>
           <w:lang w:val="he_IL" w:bidi="he_IL"/>
         </w:rPr>
         <w:t>10</w:t>
       </w:r>
       <w:r>
         <w:rPr>
+          <w:rtl/>
+          <w:cs/>
           <w:lang w:val="he_IL" w:bidi="he_IL"/>
         </w:rPr>
         <w:t xml:space="preserve"> וַיֹּ֣אמֶר יְהוָ֔ה אַתָּ֥ה חַ֙סְתָּ֙ עַל־הַקִּ֣יקָי֔וֹן אֲשֶׁ֛ר לֹא־עָמַ֥לְתָּ בּ֖וֹ וְלֹ֣א גִדַּלְתּ֑וֹ שֶׁבִּן־לַ֥יְלָה הָיָ֖ה וּבִן־לַ֥יְלָה אָבָֽד׃</w:t>
@@ -1346,18 +1682,24 @@
       </w:pPr>
       <w:r>
         <w:rPr>
+          <w:rtl/>
+          <w:cs/>
           <w:lang w:val="he_IL" w:bidi="he_IL"/>
         </w:rPr>
       </w:r>
       <w:r>
         <w:rPr>
           <w:vertAlign w:val="superscript"/>
+          <w:rtl/>
+          <w:cs/>
           <w:lang w:val="he_IL" w:bidi="he_IL"/>
         </w:rPr>
         <w:t>11</w:t>
       </w:r>
       <w:r>
         <w:rPr>
+          <w:rtl/>
+          <w:cs/>
           <w:lang w:val="he_IL" w:bidi="he_IL"/>
         </w:rPr>
         <w:t xml:space="preserve"> וַֽאֲנִי֙ לֹ֣א אָח֔וּס עַל־נִינְוֵ֖ה הָעִ֣יר הַגְּדוֹלָ֑ה אֲשֶׁ֣ר יֶשׁ־בָּ֡הּ הַרְבֵּה֩ מִֽשְׁתֵּים־עֶשְׂרֵ֨ה רִבּ֜וֹ אָדָ֗ם אֲשֶׁ֤ר לֹֽא־יָדַע֙ בֵּין־יְמִינ֣וֹ לִשְׂמֹאל֔וֹ וּבְהֵמָ֖ה רַבָּֽה׃</w:t>
